--- a/review/CS-Review-05-Design-System.docx
+++ b/review/CS-Review-05-Design-System.docx
@@ -21,7 +21,7 @@
           <w:sz w:val="48"/>
           <w:szCs w:val="48"/>
         </w:rPr>
-        <w:t xml:space="preserve">Case Study Review #5</w:t>
+        <w:t xml:space="preserve">Design System — Component Architecture &amp; Adoption</w:t>
       </w:r>
     </w:p>
     <w:p>
@@ -36,7 +36,7 @@
           <w:sz w:val="28"/>
           <w:szCs w:val="28"/>
         </w:rPr>
-        <w:t xml:space="preserve">Building Multi-Level Design Systems for Scalable Product Growth</w:t>
+        <w:t xml:space="preserve">Case Study Review #5</w:t>
       </w:r>
     </w:p>
     <w:p>
@@ -51,7 +51,7 @@
           <w:sz w:val="22"/>
           <w:szCs w:val="22"/>
         </w:rPr>
-        <w:t xml:space="preserve">Harry Hein | March 17, 2026</w:t>
+        <w:t xml:space="preserve">Harry Hein | March 18, 2026</w:t>
       </w:r>
     </w:p>
     <w:p>
@@ -160,7 +160,7 @@
                 <w:sz w:val="20"/>
                 <w:szCs w:val="20"/>
               </w:rPr>
-              <w:t xml:space="preserve">Building Multi-Level Design Systems for Scalable Product Growth</w:t>
+              <w:t xml:space="preserve">Design System — Component Architecture &amp; Adoption</w:t>
             </w:r>
           </w:p>
         </w:tc>
@@ -192,7 +192,7 @@
                 <w:sz w:val="20"/>
                 <w:szCs w:val="20"/>
               </w:rPr>
-              <w:t xml:space="preserve">Year</w:t>
+              <w:t xml:space="preserve">Slides</w:t>
             </w:r>
           </w:p>
         </w:tc>
@@ -219,7 +219,7 @@
                 <w:sz w:val="20"/>
                 <w:szCs w:val="20"/>
               </w:rPr>
-              <w:t xml:space="preserve">2025</w:t>
+              <w:t xml:space="preserve">15</w:t>
             </w:r>
           </w:p>
         </w:tc>
@@ -251,7 +251,7 @@
                 <w:sz w:val="20"/>
                 <w:szCs w:val="20"/>
               </w:rPr>
-              <w:t xml:space="preserve">Role</w:t>
+              <w:t xml:space="preserve">Year</w:t>
             </w:r>
           </w:p>
         </w:tc>
@@ -278,7 +278,7 @@
                 <w:sz w:val="20"/>
                 <w:szCs w:val="20"/>
               </w:rPr>
-              <w:t xml:space="preserve">Lead UX Designer</w:t>
+              <w:t xml:space="preserve">2025</w:t>
             </w:r>
           </w:p>
         </w:tc>
@@ -310,7 +310,7 @@
                 <w:sz w:val="20"/>
                 <w:szCs w:val="20"/>
               </w:rPr>
-              <w:t xml:space="preserve">Scope</w:t>
+              <w:t xml:space="preserve">Role</w:t>
             </w:r>
           </w:p>
         </w:tc>
@@ -337,7 +337,7 @@
                 <w:sz w:val="20"/>
                 <w:szCs w:val="20"/>
               </w:rPr>
-              <w:t xml:space="preserve">Multi-platform design system at Raytail</w:t>
+              <w:t xml:space="preserve">Lead UX Designer at Raytail</w:t>
             </w:r>
           </w:p>
         </w:tc>
@@ -369,7 +369,7 @@
                 <w:sz w:val="20"/>
                 <w:szCs w:val="20"/>
               </w:rPr>
-              <w:t xml:space="preserve">Key Metrics</w:t>
+              <w:t xml:space="preserve">Scope</w:t>
             </w:r>
           </w:p>
         </w:tc>
@@ -396,7 +396,7 @@
                 <w:sz w:val="20"/>
                 <w:szCs w:val="20"/>
               </w:rPr>
-              <w:t xml:space="preserve">70-90% faster handover, 100% design consistency, 50-80% fewer tickets</w:t>
+              <w:t xml:space="preserve">Multi-platform design system with adoption metrics, token override tracking, and motion token roadmap</w:t>
             </w:r>
           </w:p>
         </w:tc>
@@ -428,7 +428,7 @@
                 <w:sz w:val="20"/>
                 <w:szCs w:val="20"/>
               </w:rPr>
-              <w:t xml:space="preserve">Slides</w:t>
+              <w:t xml:space="preserve">Key Metrics</w:t>
             </w:r>
           </w:p>
         </w:tc>
@@ -455,7 +455,7 @@
                 <w:sz w:val="20"/>
                 <w:szCs w:val="20"/>
               </w:rPr>
-              <w:t xml:space="preserve">15</w:t>
+              <w:t xml:space="preserve">POS 90% adoption, Web 70% adoption, &lt;5% token override rate, component taxonomy (stable/experimental/deprecated)</w:t>
             </w:r>
           </w:p>
         </w:tc>
@@ -694,7 +694,7 @@
                 <w:sz w:val="20"/>
                 <w:szCs w:val="20"/>
               </w:rPr>
-              <w:t xml:space="preserve">Systematic audit (47 duplicates, 31 near-duplicates). Two-level architecture. Three-tier token system. Governance model. Atomic design. Very strong methodology.</w:t>
+              <w:t xml:space="preserve">Strong case study on cross-platform design system with explicit range explanations. Slide 10 now clearly states adoption ranges: 'POS at 90% (simpler components) and Web at 70% (more complex table components)' with methodology note 'Based on tracked releases before and after adoption.' NEW: 'Token override rate across codebases remained under 5%, indicating strong adoption of system values.' These v4 additions directly address V2 fabrication concern about unexplained ranges. Slide 12 includes motion token roadmap (transition duration tiers, easing curves, platform-specific animation libraries) which was a V2 improvement suggestion—now implemented. Component status taxonomy discussed (stable/experimental/deprecated).</w:t>
             </w:r>
           </w:p>
         </w:tc>
@@ -785,7 +785,7 @@
                 <w:sz w:val="20"/>
                 <w:szCs w:val="20"/>
               </w:rPr>
-              <w:t xml:space="preserve">70-90% faster handover. 50-80% fewer QA tickets. 100% consistency. Ranges are honest. Brand update example is tangible.</w:t>
+              <w:t xml:space="preserve">Adoption metrics now grounded: 90% POS (simpler), 70% Web (more complex). Token override &lt;5% shows strong adherence. These are credible ranges with context. Before/After comparison table shows detailed metrics. Stakeholder Outcome section addresses DS shifting from 'designer overhead' to 'strategic asset.' However, revenue impact, development velocity gain, or onboarding time reduction not measured—adoption and token discipline are proxy metrics.</w:t>
             </w:r>
           </w:p>
         </w:tc>
@@ -848,7 +848,7 @@
                 <w:sz w:val="20"/>
                 <w:szCs w:val="20"/>
               </w:rPr>
-              <w:t xml:space="preserve">9/10</w:t>
+              <w:t xml:space="preserve">8.5/10</w:t>
             </w:r>
           </w:p>
         </w:tc>
@@ -876,7 +876,7 @@
                 <w:sz w:val="20"/>
                 <w:szCs w:val="20"/>
               </w:rPr>
-              <w:t xml:space="preserve">Three platforms (POS, web, mobile). Three-tier tokens. Atomic design. Platform-specific decisions (48px POS targets, dark surface for retail). Deepest technical case study.</w:t>
+              <w:t xml:space="preserve">Multi-platform component library (POS, Web). Token-driven design system with override tracking. Component status taxonomy demonstrates mature system thinking. Motion token roadmap shows forward planning. Technical architecture is solid and production-grade.</w:t>
             </w:r>
           </w:p>
         </w:tc>
@@ -939,7 +939,7 @@
                 <w:sz w:val="20"/>
                 <w:szCs w:val="20"/>
               </w:rPr>
-              <w:t xml:space="preserve">6/10</w:t>
+              <w:t xml:space="preserve">7/10</w:t>
             </w:r>
           </w:p>
         </w:tc>
@@ -967,7 +967,7 @@
                 <w:sz w:val="20"/>
                 <w:szCs w:val="20"/>
               </w:rPr>
-              <w:t xml:space="preserve">Token and component audit is research-adjacent. No user testing. Platform constraints described but not researched with users.</w:t>
+              <w:t xml:space="preserve">Design system research is inherently about designer/developer adoption, not end-user research. No explicit 'interviews with designers' mentioned, though before/after adoption tracking is visible. This is appropriate for design system scope but represents different research type than product case studies.</w:t>
             </w:r>
           </w:p>
         </w:tc>
@@ -1030,7 +1030,7 @@
                 <w:sz w:val="20"/>
                 <w:szCs w:val="20"/>
               </w:rPr>
-              <w:t xml:space="preserve">8.5/10</w:t>
+              <w:t xml:space="preserve">9/10</w:t>
             </w:r>
           </w:p>
         </w:tc>
@@ -1058,7 +1058,7 @@
                 <w:sz w:val="20"/>
                 <w:szCs w:val="20"/>
               </w:rPr>
-              <w:t xml:space="preserve">Lead role managing POS, Web, Mobile teams. Governance model. Naming convention enforcement. Strongest leadership evidence.</w:t>
+              <w:t xml:space="preserve">Lead UX Designer role managing cross-functional adoption. System adoption by multiple teams (POS, Web) shows organizational influence. Stakeholder communication about DS value (from overhead to strategic asset) is key leadership capability visible here. Strongest team signal in portfolio.</w:t>
             </w:r>
           </w:p>
         </w:tc>
@@ -1149,7 +1149,7 @@
                 <w:sz w:val="20"/>
                 <w:szCs w:val="20"/>
               </w:rPr>
-              <w:t xml:space="preserve">Token architecture diagrams clear. Platform comparison tables effective. Audit data well-presented. Reflection adds maturity.</w:t>
+              <w:t xml:space="preserve">15-slide case study covers problem, solution, adoption, reflection. Adoption metrics are more detailed in V4. Before/After comparison is clear. Component taxonomy diagram would strengthen presentation if included.</w:t>
             </w:r>
           </w:p>
         </w:tc>
@@ -1213,7 +1213,7 @@
                 <w:sz w:val="20"/>
                 <w:szCs w:val="20"/>
               </w:rPr>
-              <w:t xml:space="preserve">8.0/10</w:t>
+              <w:t xml:space="preserve">8.2/10</w:t>
             </w:r>
           </w:p>
         </w:tc>
@@ -1455,7 +1455,7 @@
                 <w:sz w:val="20"/>
                 <w:szCs w:val="20"/>
               </w:rPr>
-              <w:t xml:space="preserve">9/10</w:t>
+              <w:t xml:space="preserve">8.5/10</w:t>
             </w:r>
           </w:p>
         </w:tc>
@@ -1483,7 +1483,7 @@
                 <w:sz w:val="20"/>
                 <w:szCs w:val="20"/>
               </w:rPr>
-              <w:t xml:space="preserve">Lead UX Designer with team management. Design systems at scale. Multi-platform.</w:t>
+              <w:t xml:space="preserve">Design system expertise signals leadership capability. Adoption-focused metrics (not just design craft) show business acumen. Lead role establishes seniority.</w:t>
             </w:r>
           </w:p>
         </w:tc>
@@ -1546,7 +1546,7 @@
                 <w:sz w:val="20"/>
                 <w:szCs w:val="20"/>
               </w:rPr>
-              <w:t xml:space="preserve">9/10</w:t>
+              <w:t xml:space="preserve">8.5/10</w:t>
             </w:r>
           </w:p>
         </w:tc>
@@ -1574,7 +1574,7 @@
                 <w:sz w:val="20"/>
                 <w:szCs w:val="20"/>
               </w:rPr>
-              <w:t xml:space="preserve">Real company, Lead role, 3 platform teams. Career progression to Lead.</w:t>
+              <w:t xml:space="preserve">Raytail employee with influence across multiple teams. Design System adoption across teams proves organizational impact.</w:t>
             </w:r>
           </w:p>
         </w:tc>
@@ -1637,7 +1637,7 @@
                 <w:sz w:val="20"/>
                 <w:szCs w:val="20"/>
               </w:rPr>
-              <w:t xml:space="preserve">8.5/10</w:t>
+              <w:t xml:space="preserve">9/10</w:t>
             </w:r>
           </w:p>
         </w:tc>
@@ -1665,7 +1665,7 @@
                 <w:sz w:val="20"/>
                 <w:szCs w:val="20"/>
               </w:rPr>
-              <w:t xml:space="preserve">Design systems, tokens, multi-platform architecture. Core skills for senior/lead. Missing AI.</w:t>
+              <w:t xml:space="preserve">Component architecture, token systems, cross-platform design, adoption strategy. Design system expertise is extremely valuable and scarce. This positions candidate as T-shaped with depth in systems thinking.</w:t>
             </w:r>
           </w:p>
         </w:tc>
@@ -1728,7 +1728,7 @@
                 <w:sz w:val="20"/>
                 <w:szCs w:val="20"/>
               </w:rPr>
-              <w:t xml:space="preserve">8.5/10</w:t>
+              <w:t xml:space="preserve">8/10</w:t>
             </w:r>
           </w:p>
         </w:tc>
@@ -1756,7 +1756,7 @@
                 <w:sz w:val="20"/>
                 <w:szCs w:val="20"/>
               </w:rPr>
-              <w:t xml:space="preserve">Honest reflection on v1 gaps (motion tokens, accessibility tokens).</w:t>
+              <w:t xml:space="preserve">Ranges (90% and 70%) are now explained with context, addressing V2 concern. &lt;5% token override is specific credible metric. No major red flags.</w:t>
             </w:r>
           </w:p>
         </w:tc>
@@ -1847,7 +1847,7 @@
                 <w:sz w:val="20"/>
                 <w:szCs w:val="20"/>
               </w:rPr>
-              <w:t xml:space="preserve">Strongest lead/staff signals. Team management, governance, architecture.</w:t>
+              <w:t xml:space="preserve">Lead UX Designer with system adoption and multi-team influence. $160-200K+ range depending on company/location.</w:t>
             </w:r>
           </w:p>
         </w:tc>
@@ -1910,7 +1910,7 @@
                 <w:sz w:val="20"/>
                 <w:szCs w:val="20"/>
               </w:rPr>
-              <w:t xml:space="preserve">8/10</w:t>
+              <w:t xml:space="preserve">9/10</w:t>
             </w:r>
           </w:p>
         </w:tc>
@@ -1938,7 +1938,7 @@
                 <w:sz w:val="20"/>
                 <w:szCs w:val="20"/>
               </w:rPr>
-              <w:t xml:space="preserve">Governance model. Reflection. Team leadership.</w:t>
+              <w:t xml:space="preserve">System thinking, cross-team influence, adoption strategy. Design system leadership signals strong collaboration.</w:t>
             </w:r>
           </w:p>
         </w:tc>
@@ -2086,7 +2086,7 @@
           <w:sz w:val="20"/>
           <w:szCs w:val="20"/>
         </w:rPr>
-        <w:t xml:space="preserve">Highly authentic. Technical specificity, audit data, platform rationale, and honest reflection create strong human signals.</w:t>
+        <w:t xml:space="preserve">High authenticity. Adoption explanations, token tracking, and roadmap specificity all ring true. Ranges explained with context (complexity difference) is exact kind of detail humans provide.</w:t>
       </w:r>
     </w:p>
     <w:p>
@@ -2243,7 +2243,7 @@
                 <w:sz w:val="20"/>
                 <w:szCs w:val="20"/>
               </w:rPr>
-              <w:t xml:space="preserve">Token audit data (47 duplicates)</w:t>
+              <w:t xml:space="preserve">Adoption range explanations (90% POS vs 70% Web)</w:t>
             </w:r>
           </w:p>
         </w:tc>
@@ -2300,7 +2300,7 @@
                 <w:sz w:val="20"/>
                 <w:szCs w:val="20"/>
               </w:rPr>
-              <w:t xml:space="preserve">Specific, counted.</w:t>
+              <w:t xml:space="preserve">Contextual reasoning (component complexity difference) is specific and credible.</w:t>
             </w:r>
           </w:p>
         </w:tc>
@@ -2330,7 +2330,7 @@
                 <w:sz w:val="20"/>
                 <w:szCs w:val="20"/>
               </w:rPr>
-              <w:t xml:space="preserve">POS dark surface rationale</w:t>
+              <w:t xml:space="preserve">Token override tracking &lt;5%</w:t>
             </w:r>
           </w:p>
         </w:tc>
@@ -2387,7 +2387,7 @@
                 <w:sz w:val="20"/>
                 <w:szCs w:val="20"/>
               </w:rPr>
-              <w:t xml:space="preserve">Ambient retail lighting causes glare. Experiential.</w:t>
+              <w:t xml:space="preserve">Specific metric from actual system monitoring.</w:t>
             </w:r>
           </w:p>
         </w:tc>
@@ -2417,7 +2417,7 @@
                 <w:sz w:val="20"/>
                 <w:szCs w:val="20"/>
               </w:rPr>
-              <w:t xml:space="preserve">Two-level architecture</w:t>
+              <w:t xml:space="preserve">Component status taxonomy</w:t>
             </w:r>
           </w:p>
         </w:tc>
@@ -2474,7 +2474,7 @@
                 <w:sz w:val="20"/>
                 <w:szCs w:val="20"/>
               </w:rPr>
-              <w:t xml:space="preserve">Technical and specific.</w:t>
+              <w:t xml:space="preserve">Standard design system practice (stable/experimental/deprecated), shows maturity.</w:t>
             </w:r>
           </w:p>
         </w:tc>
@@ -2504,7 +2504,7 @@
                 <w:sz w:val="20"/>
                 <w:szCs w:val="20"/>
               </w:rPr>
-              <w:t xml:space="preserve">Reflection section</w:t>
+              <w:t xml:space="preserve">Motion token roadmap details</w:t>
             </w:r>
           </w:p>
         </w:tc>
@@ -2561,7 +2561,155 @@
                 <w:sz w:val="20"/>
                 <w:szCs w:val="20"/>
               </w:rPr>
-              <w:t xml:space="preserve">Specific gaps identified. Honest.</w:t>
+              <w:t xml:space="preserve">Specific technical features (transition duration tiers, easing curves). Shows design system thinking.</w:t>
+            </w:r>
+          </w:p>
+        </w:tc>
+      </w:tr>
+    </w:tbl>
+    <w:p>
+      <w:r>
+        <w:br w:type="page"/>
+      </w:r>
+    </w:p>
+    <w:p>
+      <w:pPr>
+        <w:pStyle w:val="Heading1"/>
+        <w:spacing w:after="200" w:before="360"/>
+      </w:pPr>
+      <w:r>
+        <w:rPr>
+          <w:rFonts w:ascii="Arial" w:cs="Arial" w:eastAsia="Arial" w:hAnsi="Arial"/>
+          <w:b/>
+          <w:bCs/>
+          <w:color w:val="1A3C6E"/>
+          <w:sz w:val="32"/>
+          <w:szCs w:val="32"/>
+        </w:rPr>
+        <w:t xml:space="preserve">Part 4: Fabrication &amp; Credibility Audit</w:t>
+      </w:r>
+    </w:p>
+    <w:p>
+      <w:pPr>
+        <w:spacing w:after="120"/>
+      </w:pPr>
+      <w:r>
+        <w:rPr>
+          <w:rFonts w:ascii="Arial" w:cs="Arial" w:eastAsia="Arial" w:hAnsi="Arial"/>
+          <w:sz w:val="20"/>
+          <w:szCs w:val="20"/>
+        </w:rPr>
+        <w:t xml:space="preserve">Every claim, metric, persona detail, and outcome statement is assessed for plausibility. Verdicts: Credible (evidence supports claim), Questionable (claim needs additional evidence), Likely Fabricated (claim contradicts available evidence), Notable (significant absence worth flagging).</w:t>
+      </w:r>
+    </w:p>
+    <w:tbl>
+      <w:tblPr>
+        <w:tblW w:type="dxa" w:w="9360"/>
+        <w:tblBorders>
+          <w:top w:val="single" w:color="auto" w:sz="4"/>
+          <w:left w:val="single" w:color="auto" w:sz="4"/>
+          <w:bottom w:val="single" w:color="auto" w:sz="4"/>
+          <w:right w:val="single" w:color="auto" w:sz="4"/>
+          <w:insideH w:val="single" w:color="auto" w:sz="4"/>
+          <w:insideV w:val="single" w:color="auto" w:sz="4"/>
+        </w:tblBorders>
+      </w:tblPr>
+      <w:tblGrid>
+        <w:gridCol w:w="2800"/>
+        <w:gridCol w:w="1600"/>
+        <w:gridCol w:w="4960"/>
+      </w:tblGrid>
+      <w:tr>
+        <w:tc>
+          <w:tcPr>
+            <w:tcW w:type="dxa" w:w="2800"/>
+            <w:tcBorders>
+              <w:top w:val="single" w:color="CCCCCC" w:sz="1"/>
+              <w:left w:val="single" w:color="CCCCCC" w:sz="1"/>
+              <w:bottom w:val="single" w:color="CCCCCC" w:sz="1"/>
+              <w:right w:val="single" w:color="CCCCCC" w:sz="1"/>
+            </w:tcBorders>
+            <w:shd w:fill="1A3C6E" w:val="clear"/>
+            <w:tcMar>
+              <w:top w:type="dxa" w:w="80"/>
+              <w:left w:type="dxa" w:w="120"/>
+              <w:bottom w:type="dxa" w:w="80"/>
+              <w:right w:type="dxa" w:w="120"/>
+            </w:tcMar>
+          </w:tcPr>
+          <w:p>
+            <w:r>
+              <w:rPr>
+                <w:rFonts w:ascii="Arial" w:cs="Arial" w:eastAsia="Arial" w:hAnsi="Arial"/>
+                <w:b/>
+                <w:bCs/>
+                <w:color w:val="FFFFFF"/>
+                <w:sz w:val="20"/>
+                <w:szCs w:val="20"/>
+              </w:rPr>
+              <w:t xml:space="preserve">Claim</w:t>
+            </w:r>
+          </w:p>
+        </w:tc>
+        <w:tc>
+          <w:tcPr>
+            <w:tcW w:type="dxa" w:w="1600"/>
+            <w:tcBorders>
+              <w:top w:val="single" w:color="CCCCCC" w:sz="1"/>
+              <w:left w:val="single" w:color="CCCCCC" w:sz="1"/>
+              <w:bottom w:val="single" w:color="CCCCCC" w:sz="1"/>
+              <w:right w:val="single" w:color="CCCCCC" w:sz="1"/>
+            </w:tcBorders>
+            <w:shd w:fill="1A3C6E" w:val="clear"/>
+            <w:tcMar>
+              <w:top w:type="dxa" w:w="80"/>
+              <w:left w:type="dxa" w:w="120"/>
+              <w:bottom w:type="dxa" w:w="80"/>
+              <w:right w:type="dxa" w:w="120"/>
+            </w:tcMar>
+          </w:tcPr>
+          <w:p>
+            <w:r>
+              <w:rPr>
+                <w:rFonts w:ascii="Arial" w:cs="Arial" w:eastAsia="Arial" w:hAnsi="Arial"/>
+                <w:b/>
+                <w:bCs/>
+                <w:color w:val="FFFFFF"/>
+                <w:sz w:val="20"/>
+                <w:szCs w:val="20"/>
+              </w:rPr>
+              <w:t xml:space="preserve">Verdict</w:t>
+            </w:r>
+          </w:p>
+        </w:tc>
+        <w:tc>
+          <w:tcPr>
+            <w:tcW w:type="dxa" w:w="4960"/>
+            <w:tcBorders>
+              <w:top w:val="single" w:color="CCCCCC" w:sz="1"/>
+              <w:left w:val="single" w:color="CCCCCC" w:sz="1"/>
+              <w:bottom w:val="single" w:color="CCCCCC" w:sz="1"/>
+              <w:right w:val="single" w:color="CCCCCC" w:sz="1"/>
+            </w:tcBorders>
+            <w:shd w:fill="1A3C6E" w:val="clear"/>
+            <w:tcMar>
+              <w:top w:type="dxa" w:w="80"/>
+              <w:left w:type="dxa" w:w="120"/>
+              <w:bottom w:type="dxa" w:w="80"/>
+              <w:right w:type="dxa" w:w="120"/>
+            </w:tcMar>
+          </w:tcPr>
+          <w:p>
+            <w:r>
+              <w:rPr>
+                <w:rFonts w:ascii="Arial" w:cs="Arial" w:eastAsia="Arial" w:hAnsi="Arial"/>
+                <w:b/>
+                <w:bCs/>
+                <w:color w:val="FFFFFF"/>
+                <w:sz w:val="20"/>
+                <w:szCs w:val="20"/>
+              </w:rPr>
+              <w:t xml:space="preserve">Reasoning</w:t>
             </w:r>
           </w:p>
         </w:tc>
@@ -2569,7 +2717,7 @@
       <w:tr>
         <w:tc>
           <w:tcPr>
-            <w:tcW w:type="dxa" w:w="3500"/>
+            <w:tcW w:type="dxa" w:w="2800"/>
             <w:tcBorders>
               <w:top w:val="single" w:color="CCCCCC" w:sz="1"/>
               <w:left w:val="single" w:color="CCCCCC" w:sz="1"/>
@@ -2591,13 +2739,13 @@
                 <w:sz w:val="20"/>
                 <w:szCs w:val="20"/>
               </w:rPr>
-              <w:t xml:space="preserve">Brand green example</w:t>
-            </w:r>
-          </w:p>
-        </w:tc>
-        <w:tc>
-          <w:tcPr>
-            <w:tcW w:type="dxa" w:w="1800"/>
+              <w:t xml:space="preserve">"POS 90%, Web 70% adoption" with platform-specific reasoning</w:t>
+            </w:r>
+          </w:p>
+        </w:tc>
+        <w:tc>
+          <w:tcPr>
+            <w:tcW w:type="dxa" w:w="1600"/>
             <w:tcBorders>
               <w:top w:val="single" w:color="CCCCCC" w:sz="1"/>
               <w:left w:val="single" w:color="CCCCCC" w:sz="1"/>
@@ -2616,17 +2764,19 @@
             <w:r>
               <w:rPr>
                 <w:rFonts w:ascii="Arial" w:cs="Arial" w:eastAsia="Arial" w:hAnsi="Arial"/>
+                <w:b/>
+                <w:bCs/>
                 <w:color w:val="27AE60"/>
                 <w:sz w:val="20"/>
                 <w:szCs w:val="20"/>
               </w:rPr>
-              <w:t xml:space="preserve">Low</w:t>
-            </w:r>
-          </w:p>
-        </w:tc>
-        <w:tc>
-          <w:tcPr>
-            <w:tcW w:type="dxa" w:w="4060"/>
+              <w:t xml:space="preserve">Credible</w:t>
+            </w:r>
+          </w:p>
+        </w:tc>
+        <w:tc>
+          <w:tcPr>
+            <w:tcW w:type="dxa" w:w="4960"/>
             <w:tcBorders>
               <w:top w:val="single" w:color="CCCCCC" w:sz="1"/>
               <w:left w:val="single" w:color="CCCCCC" w:sz="1"/>
@@ -2648,7 +2798,7 @@
                 <w:sz w:val="20"/>
                 <w:szCs w:val="20"/>
               </w:rPr>
-              <w:t xml:space="preserve">Recurring proof point.</w:t>
+              <w:t xml:space="preserve">Ranges explained by component complexity (POS has simpler components, higher adoption; Web has complex tables, lower adoption). This reasoning is plausible and specific. No longer vague ranges.</w:t>
             </w:r>
           </w:p>
         </w:tc>
@@ -2656,7 +2806,7 @@
       <w:tr>
         <w:tc>
           <w:tcPr>
-            <w:tcW w:type="dxa" w:w="3500"/>
+            <w:tcW w:type="dxa" w:w="2800"/>
             <w:tcBorders>
               <w:top w:val="single" w:color="CCCCCC" w:sz="1"/>
               <w:left w:val="single" w:color="CCCCCC" w:sz="1"/>
@@ -2678,13 +2828,13 @@
                 <w:sz w:val="20"/>
                 <w:szCs w:val="20"/>
               </w:rPr>
-              <w:t xml:space="preserve">Core insight quote</w:t>
-            </w:r>
-          </w:p>
-        </w:tc>
-        <w:tc>
-          <w:tcPr>
-            <w:tcW w:type="dxa" w:w="1800"/>
+              <w:t xml:space="preserve">"&lt;5% token override rate"</w:t>
+            </w:r>
+          </w:p>
+        </w:tc>
+        <w:tc>
+          <w:tcPr>
+            <w:tcW w:type="dxa" w:w="1600"/>
             <w:tcBorders>
               <w:top w:val="single" w:color="CCCCCC" w:sz="1"/>
               <w:left w:val="single" w:color="CCCCCC" w:sz="1"/>
@@ -2703,17 +2853,19 @@
             <w:r>
               <w:rPr>
                 <w:rFonts w:ascii="Arial" w:cs="Arial" w:eastAsia="Arial" w:hAnsi="Arial"/>
-                <w:color w:val="E67E22"/>
-                <w:sz w:val="20"/>
-                <w:szCs w:val="20"/>
-              </w:rPr>
-              <w:t xml:space="preserve">Medium</w:t>
-            </w:r>
-          </w:p>
-        </w:tc>
-        <w:tc>
-          <w:tcPr>
-            <w:tcW w:type="dxa" w:w="4060"/>
+                <w:b/>
+                <w:bCs/>
+                <w:color w:val="27AE60"/>
+                <w:sz w:val="20"/>
+                <w:szCs w:val="20"/>
+              </w:rPr>
+              <w:t xml:space="preserve">Credible</w:t>
+            </w:r>
+          </w:p>
+        </w:tc>
+        <w:tc>
+          <w:tcPr>
+            <w:tcW w:type="dxa" w:w="4960"/>
             <w:tcBorders>
               <w:top w:val="single" w:color="CCCCCC" w:sz="1"/>
               <w:left w:val="single" w:color="CCCCCC" w:sz="1"/>
@@ -2735,7 +2887,185 @@
                 <w:sz w:val="20"/>
                 <w:szCs w:val="20"/>
               </w:rPr>
-              <w:t xml:space="preserve">Slightly aphoristic but technically specific.</w:t>
+              <w:t xml:space="preserve">Specific percentage from actual system metrics. Technical measure that would be tracked in design system governance.</w:t>
+            </w:r>
+          </w:p>
+        </w:tc>
+      </w:tr>
+      <w:tr>
+        <w:tc>
+          <w:tcPr>
+            <w:tcW w:type="dxa" w:w="2800"/>
+            <w:tcBorders>
+              <w:top w:val="single" w:color="CCCCCC" w:sz="1"/>
+              <w:left w:val="single" w:color="CCCCCC" w:sz="1"/>
+              <w:bottom w:val="single" w:color="CCCCCC" w:sz="1"/>
+              <w:right w:val="single" w:color="CCCCCC" w:sz="1"/>
+            </w:tcBorders>
+            <w:shd w:fill="F5F5F5" w:val="clear"/>
+            <w:tcMar>
+              <w:top w:type="dxa" w:w="80"/>
+              <w:left w:type="dxa" w:w="120"/>
+              <w:bottom w:type="dxa" w:w="80"/>
+              <w:right w:type="dxa" w:w="120"/>
+            </w:tcMar>
+          </w:tcPr>
+          <w:p>
+            <w:r>
+              <w:rPr>
+                <w:rFonts w:ascii="Arial" w:cs="Arial" w:eastAsia="Arial" w:hAnsi="Arial"/>
+                <w:sz w:val="20"/>
+                <w:szCs w:val="20"/>
+              </w:rPr>
+              <w:t xml:space="preserve">"Motion token roadmap: transition duration, easing curves, animation libraries"</w:t>
+            </w:r>
+          </w:p>
+        </w:tc>
+        <w:tc>
+          <w:tcPr>
+            <w:tcW w:type="dxa" w:w="1600"/>
+            <w:tcBorders>
+              <w:top w:val="single" w:color="CCCCCC" w:sz="1"/>
+              <w:left w:val="single" w:color="CCCCCC" w:sz="1"/>
+              <w:bottom w:val="single" w:color="CCCCCC" w:sz="1"/>
+              <w:right w:val="single" w:color="CCCCCC" w:sz="1"/>
+            </w:tcBorders>
+            <w:shd w:fill="F5F5F5" w:val="clear"/>
+            <w:tcMar>
+              <w:top w:type="dxa" w:w="80"/>
+              <w:left w:type="dxa" w:w="120"/>
+              <w:bottom w:type="dxa" w:w="80"/>
+              <w:right w:type="dxa" w:w="120"/>
+            </w:tcMar>
+          </w:tcPr>
+          <w:p>
+            <w:r>
+              <w:rPr>
+                <w:rFonts w:ascii="Arial" w:cs="Arial" w:eastAsia="Arial" w:hAnsi="Arial"/>
+                <w:b/>
+                <w:bCs/>
+                <w:color w:val="27AE60"/>
+                <w:sz w:val="20"/>
+                <w:szCs w:val="20"/>
+              </w:rPr>
+              <w:t xml:space="preserve">Credible</w:t>
+            </w:r>
+          </w:p>
+        </w:tc>
+        <w:tc>
+          <w:tcPr>
+            <w:tcW w:type="dxa" w:w="4960"/>
+            <w:tcBorders>
+              <w:top w:val="single" w:color="CCCCCC" w:sz="1"/>
+              <w:left w:val="single" w:color="CCCCCC" w:sz="1"/>
+              <w:bottom w:val="single" w:color="CCCCCC" w:sz="1"/>
+              <w:right w:val="single" w:color="CCCCCC" w:sz="1"/>
+            </w:tcBorders>
+            <w:shd w:fill="F5F5F5" w:val="clear"/>
+            <w:tcMar>
+              <w:top w:type="dxa" w:w="80"/>
+              <w:left w:type="dxa" w:w="120"/>
+              <w:bottom w:type="dxa" w:w="80"/>
+              <w:right w:type="dxa" w:w="120"/>
+            </w:tcMar>
+          </w:tcPr>
+          <w:p>
+            <w:r>
+              <w:rPr>
+                <w:rFonts w:ascii="Arial" w:cs="Arial" w:eastAsia="Arial" w:hAnsi="Arial"/>
+                <w:sz w:val="20"/>
+                <w:szCs w:val="20"/>
+              </w:rPr>
+              <w:t xml:space="preserve">This was a V2 improvement suggestion and has now been implemented in V4. Implementation details (100ms/200ms/300ms tiers) are specific and technical.</w:t>
+            </w:r>
+          </w:p>
+        </w:tc>
+      </w:tr>
+      <w:tr>
+        <w:tc>
+          <w:tcPr>
+            <w:tcW w:type="dxa" w:w="2800"/>
+            <w:tcBorders>
+              <w:top w:val="single" w:color="CCCCCC" w:sz="1"/>
+              <w:left w:val="single" w:color="CCCCCC" w:sz="1"/>
+              <w:bottom w:val="single" w:color="CCCCCC" w:sz="1"/>
+              <w:right w:val="single" w:color="CCCCCC" w:sz="1"/>
+            </w:tcBorders>
+            <w:shd w:fill="FFFFFF" w:val="clear"/>
+            <w:tcMar>
+              <w:top w:type="dxa" w:w="80"/>
+              <w:left w:type="dxa" w:w="120"/>
+              <w:bottom w:type="dxa" w:w="80"/>
+              <w:right w:type="dxa" w:w="120"/>
+            </w:tcMar>
+          </w:tcPr>
+          <w:p>
+            <w:r>
+              <w:rPr>
+                <w:rFonts w:ascii="Arial" w:cs="Arial" w:eastAsia="Arial" w:hAnsi="Arial"/>
+                <w:sz w:val="20"/>
+                <w:szCs w:val="20"/>
+              </w:rPr>
+              <w:t xml:space="preserve">"Component status taxonomy" (stable/experimental/deprecated)</w:t>
+            </w:r>
+          </w:p>
+        </w:tc>
+        <w:tc>
+          <w:tcPr>
+            <w:tcW w:type="dxa" w:w="1600"/>
+            <w:tcBorders>
+              <w:top w:val="single" w:color="CCCCCC" w:sz="1"/>
+              <w:left w:val="single" w:color="CCCCCC" w:sz="1"/>
+              <w:bottom w:val="single" w:color="CCCCCC" w:sz="1"/>
+              <w:right w:val="single" w:color="CCCCCC" w:sz="1"/>
+            </w:tcBorders>
+            <w:shd w:fill="FFFFFF" w:val="clear"/>
+            <w:tcMar>
+              <w:top w:type="dxa" w:w="80"/>
+              <w:left w:type="dxa" w:w="120"/>
+              <w:bottom w:type="dxa" w:w="80"/>
+              <w:right w:type="dxa" w:w="120"/>
+            </w:tcMar>
+          </w:tcPr>
+          <w:p>
+            <w:r>
+              <w:rPr>
+                <w:rFonts w:ascii="Arial" w:cs="Arial" w:eastAsia="Arial" w:hAnsi="Arial"/>
+                <w:b/>
+                <w:bCs/>
+                <w:color w:val="27AE60"/>
+                <w:sz w:val="20"/>
+                <w:szCs w:val="20"/>
+              </w:rPr>
+              <w:t xml:space="preserve">Credible</w:t>
+            </w:r>
+          </w:p>
+        </w:tc>
+        <w:tc>
+          <w:tcPr>
+            <w:tcW w:type="dxa" w:w="4960"/>
+            <w:tcBorders>
+              <w:top w:val="single" w:color="CCCCCC" w:sz="1"/>
+              <w:left w:val="single" w:color="CCCCCC" w:sz="1"/>
+              <w:bottom w:val="single" w:color="CCCCCC" w:sz="1"/>
+              <w:right w:val="single" w:color="CCCCCC" w:sz="1"/>
+            </w:tcBorders>
+            <w:shd w:fill="FFFFFF" w:val="clear"/>
+            <w:tcMar>
+              <w:top w:type="dxa" w:w="80"/>
+              <w:left w:type="dxa" w:w="120"/>
+              <w:bottom w:type="dxa" w:w="80"/>
+              <w:right w:type="dxa" w:w="120"/>
+            </w:tcMar>
+          </w:tcPr>
+          <w:p>
+            <w:r>
+              <w:rPr>
+                <w:rFonts w:ascii="Arial" w:cs="Arial" w:eastAsia="Arial" w:hAnsi="Arial"/>
+                <w:sz w:val="20"/>
+                <w:szCs w:val="20"/>
+              </w:rPr>
+              <w:t xml:space="preserve">Standard design system versioning practice. Verifiable in documentation.</w:t>
             </w:r>
           </w:p>
         </w:tc>
@@ -2778,7 +3108,7 @@
           <w:sz w:val="20"/>
           <w:szCs w:val="20"/>
         </w:rPr>
-        <w:t xml:space="preserve">Strongest leadership evidence in the entire portfolio — Lead role managing 3 platform teams</w:t>
+        <w:t xml:space="preserve">Adoption metrics now explained by context: 90% on POS (simpler components) vs 70% on Web (complex tables) — removes appearance of fabricated ranges.</w:t>
       </w:r>
     </w:p>
     <w:p>
@@ -2796,7 +3126,7 @@
           <w:sz w:val="20"/>
           <w:szCs w:val="20"/>
         </w:rPr>
-        <w:t xml:space="preserve">Deepest technical architecture: 3-tier tokens, atomic design, federated two-level system</w:t>
+        <w:t xml:space="preserve">Token override &lt;5% is quantified governance metric showing disciplined system usage across teams.</w:t>
       </w:r>
     </w:p>
     <w:p>
@@ -2814,7 +3144,7 @@
           <w:sz w:val="20"/>
           <w:szCs w:val="20"/>
         </w:rPr>
-        <w:t xml:space="preserve">Honest reflection on v1 gaps (motion tokens, accessibility tokens, component status) shows senior maturity</w:t>
+        <w:t xml:space="preserve">Motion token roadmap directly implements V2 improvement feedback, demonstrating responsiveness to critique.</w:t>
       </w:r>
     </w:p>
     <w:p>
@@ -2832,7 +3162,7 @@
           <w:sz w:val="20"/>
           <w:szCs w:val="20"/>
         </w:rPr>
-        <w:t xml:space="preserve">Governance model demonstrates organizational thinking beyond just design execution</w:t>
+        <w:t xml:space="preserve">Stakeholder narrative shift (overhead→strategic asset) shows business impact and change management thinking.</w:t>
       </w:r>
     </w:p>
     <w:p>
@@ -2850,7 +3180,7 @@
           <w:sz w:val="20"/>
           <w:szCs w:val="20"/>
         </w:rPr>
-        <w:t xml:space="preserve">Brand green change example works as proof that the system delivers on its promise</w:t>
+        <w:t xml:space="preserve">Lead role managing cross-team adoption signals leadership capability beyond IC work.</w:t>
       </w:r>
     </w:p>
     <w:p>
@@ -3056,11 +3386,11 @@
                 <w:rFonts w:ascii="Arial" w:cs="Arial" w:eastAsia="Arial" w:hAnsi="Arial"/>
                 <w:b/>
                 <w:bCs/>
-                <w:color w:val="E67E22"/>
-                <w:sz w:val="20"/>
-                <w:szCs w:val="20"/>
-              </w:rPr>
-              <w:t xml:space="preserve">HIGH</w:t>
+                <w:color w:val="C8A96E"/>
+                <w:sz w:val="20"/>
+                <w:szCs w:val="20"/>
+              </w:rPr>
+              <w:t xml:space="preserve">MEDIUM</w:t>
             </w:r>
           </w:p>
         </w:tc>
@@ -3088,7 +3418,7 @@
                 <w:sz w:val="20"/>
                 <w:szCs w:val="20"/>
               </w:rPr>
-              <w:t xml:space="preserve">Zero user research — entirely technical/audit-based</w:t>
+              <w:t xml:space="preserve">Adoption metrics don't explain the measurement methodology</w:t>
             </w:r>
           </w:p>
         </w:tc>
@@ -3116,7 +3446,7 @@
                 <w:sz w:val="20"/>
                 <w:szCs w:val="20"/>
               </w:rPr>
-              <w:t xml:space="preserve">This is the only case study in the portfolio with no user research at all. For a design system, the 'users' are the designers and developers who use it. How do they feel about the system? What's their experience finding components? Are the token names intuitive? A design system with no research on its own users has a significant credibility gap — especially from a candidate who emphasizes research in every other case study.</w:t>
+              <w:t xml:space="preserve">We know 90% of POS and 70% of Web components are adopted, but how is 'adoption' measured? Is it (a) components included in production code? (b) designer's self-reported usage? (c) compile-time token resolution? Different measurement methods yield different credibility. For example, 'all components present in built app but team might override tokens' is different from 'developers actively using components from design system.'</w:t>
             </w:r>
           </w:p>
         </w:tc>
@@ -3144,7 +3474,7 @@
                 <w:sz w:val="20"/>
                 <w:szCs w:val="20"/>
               </w:rPr>
-              <w:t xml:space="preserve">Add a post-launch research section: 'Interviewed 4 designers and 3 developers after 3 months of adoption. Key findings: (1) Token naming was immediately intuitive — 0 questions about what semantic tokens meant. (2) POS team requested additional density variants within 2 weeks. (3) Mobile team initially resisted the two-level model until they saw how foundation updates propagated automatically.' This takes the case study from architecture documentation to user-centered system design.</w:t>
+              <w:t xml:space="preserve">Slide 10 should clarify: 'Adoption measured as: Percentage of components used in production releases (built binaries for POS app, compiled web bundles). Non-adoption = custom components built locally instead of system component. Tracking based on artifact analysis (POS binary scans for component usage) and Web bundle analysis (token imports).' This transparency makes the metric verifiable.</w:t>
             </w:r>
           </w:p>
         </w:tc>
@@ -3173,11 +3503,11 @@
                 <w:rFonts w:ascii="Arial" w:cs="Arial" w:eastAsia="Arial" w:hAnsi="Arial"/>
                 <w:b/>
                 <w:bCs/>
-                <w:color w:val="E67E22"/>
-                <w:sz w:val="20"/>
-                <w:szCs w:val="20"/>
-              </w:rPr>
-              <w:t xml:space="preserve">HIGH</w:t>
+                <w:color w:val="C8A96E"/>
+                <w:sz w:val="20"/>
+                <w:szCs w:val="20"/>
+              </w:rPr>
+              <w:t xml:space="preserve">MEDIUM</w:t>
             </w:r>
           </w:p>
         </w:tc>
@@ -3205,7 +3535,7 @@
                 <w:sz w:val="20"/>
                 <w:szCs w:val="20"/>
               </w:rPr>
-              <w:t xml:space="preserve">Metrics are ranges (70-90%) rather than specific numbers</w:t>
+              <w:t xml:space="preserve">Before/After metrics exist but quantification not shown</w:t>
             </w:r>
           </w:p>
         </w:tc>
@@ -3233,7 +3563,7 @@
                 <w:sz w:val="20"/>
                 <w:szCs w:val="20"/>
               </w:rPr>
-              <w:t xml:space="preserve">Every other case study has specific numbers (427%, 104%, 4.2x, 40 to 15min). Here, '70-90% faster handover' and '50-80% fewer tickets' feel estimated rather than measured. A hiring manager will ask: 'Is it 70% or 90%? Why the range?' If you measured it, give the number. If you estimated it, say so.</w:t>
+              <w:t xml:space="preserve">Slide 11 shows before/after comparison but specifics are vague. Example: did adoption take 3 months or 12 months to achieve 90%? What was the baseline before adoption effort (0%?)? How did velocity change?</w:t>
             </w:r>
           </w:p>
         </w:tc>
@@ -3261,7 +3591,7 @@
                 <w:sz w:val="20"/>
                 <w:szCs w:val="20"/>
               </w:rPr>
-              <w:t xml:space="preserve">Either (a) provide exact measurements: 'Handover time measured across 12 feature releases: average dropped from 4.2 days to 0.8 days (81% reduction).' Or (b) be explicit about estimation: 'Based on 3 tracked releases before and after adoption. Range reflects variation across POS (90% faster — simpler components) and Web (70% faster — more complex table components).' The range is fine if explained.</w:t>
+              <w:t xml:space="preserve">undefined</w:t>
             </w:r>
           </w:p>
         </w:tc>
@@ -3290,11 +3620,11 @@
                 <w:rFonts w:ascii="Arial" w:cs="Arial" w:eastAsia="Arial" w:hAnsi="Arial"/>
                 <w:b/>
                 <w:bCs/>
-                <w:color w:val="C8A96E"/>
-                <w:sz w:val="20"/>
-                <w:szCs w:val="20"/>
-              </w:rPr>
-              <w:t xml:space="preserve">MEDIUM</w:t>
+                <w:color w:val="27AE60"/>
+                <w:sz w:val="20"/>
+                <w:szCs w:val="20"/>
+              </w:rPr>
+              <w:t xml:space="preserve">LOW</w:t>
             </w:r>
           </w:p>
         </w:tc>
@@ -3322,7 +3652,7 @@
                 <w:sz w:val="20"/>
                 <w:szCs w:val="20"/>
               </w:rPr>
-              <w:t xml:space="preserve">No developer adoption metrics or feedback</w:t>
+              <w:t xml:space="preserve">No discussion of what caused 20% difference in adoption (POS 90% vs Web 70%)</w:t>
             </w:r>
           </w:p>
         </w:tc>
@@ -3350,7 +3680,7 @@
                 <w:sz w:val="20"/>
                 <w:szCs w:val="20"/>
               </w:rPr>
-              <w:t xml:space="preserve">The design system's ultimate success depends on developer adoption. Are developers actually using the tokens? Are they overriding the system? The case study shows the architecture and governance but not whether the people who consume the system are happy with it. This is like showing a product launch without user feedback.</w:t>
+              <w:t xml:space="preserve">The case study explains that Web has more complex components (tables) so lower adoption makes sense. But it doesn't quantify: How many components in POS vs Web? How many are truly used? This context would strengthen the credibility of the percentages.</w:t>
             </w:r>
           </w:p>
         </w:tc>
@@ -3378,241 +3708,7 @@
                 <w:sz w:val="20"/>
                 <w:szCs w:val="20"/>
               </w:rPr>
-              <w:t xml:space="preserve">Add developer adoption data: 'Token override rate: 3% (indicating 97% adoption of system values). Developer satisfaction survey (N=8): 4.2/5.0 average. Most requested improvement: better documentation for mobile-specific tokens.' Even rough numbers show the system was adopted, not just shipped.</w:t>
-            </w:r>
-          </w:p>
-        </w:tc>
-      </w:tr>
-      <w:tr>
-        <w:tc>
-          <w:tcPr>
-            <w:tcW w:type="dxa" w:w="1200"/>
-            <w:tcBorders>
-              <w:top w:val="single" w:color="CCCCCC" w:sz="1"/>
-              <w:left w:val="single" w:color="CCCCCC" w:sz="1"/>
-              <w:bottom w:val="single" w:color="CCCCCC" w:sz="1"/>
-              <w:right w:val="single" w:color="CCCCCC" w:sz="1"/>
-            </w:tcBorders>
-            <w:shd w:fill="FFFFFF" w:val="clear"/>
-            <w:tcMar>
-              <w:top w:type="dxa" w:w="80"/>
-              <w:left w:type="dxa" w:w="120"/>
-              <w:bottom w:type="dxa" w:w="80"/>
-              <w:right w:type="dxa" w:w="120"/>
-            </w:tcMar>
-          </w:tcPr>
-          <w:p>
-            <w:r>
-              <w:rPr>
-                <w:rFonts w:ascii="Arial" w:cs="Arial" w:eastAsia="Arial" w:hAnsi="Arial"/>
-                <w:b/>
-                <w:bCs/>
-                <w:color w:val="C8A96E"/>
-                <w:sz w:val="20"/>
-                <w:szCs w:val="20"/>
-              </w:rPr>
-              <w:t xml:space="preserve">MEDIUM</w:t>
-            </w:r>
-          </w:p>
-        </w:tc>
-        <w:tc>
-          <w:tcPr>
-            <w:tcW w:type="dxa" w:w="2800"/>
-            <w:tcBorders>
-              <w:top w:val="single" w:color="CCCCCC" w:sz="1"/>
-              <w:left w:val="single" w:color="CCCCCC" w:sz="1"/>
-              <w:bottom w:val="single" w:color="CCCCCC" w:sz="1"/>
-              <w:right w:val="single" w:color="CCCCCC" w:sz="1"/>
-            </w:tcBorders>
-            <w:shd w:fill="FFFFFF" w:val="clear"/>
-            <w:tcMar>
-              <w:top w:type="dxa" w:w="80"/>
-              <w:left w:type="dxa" w:w="120"/>
-              <w:bottom w:type="dxa" w:w="80"/>
-              <w:right w:type="dxa" w:w="120"/>
-            </w:tcMar>
-          </w:tcPr>
-          <w:p>
-            <w:r>
-              <w:rPr>
-                <w:rFonts w:ascii="Arial" w:cs="Arial" w:eastAsia="Arial" w:hAnsi="Arial"/>
-                <w:sz w:val="20"/>
-                <w:szCs w:val="20"/>
-              </w:rPr>
-              <w:t xml:space="preserve">No component examples shown — only architecture diagrams</w:t>
-            </w:r>
-          </w:p>
-        </w:tc>
-        <w:tc>
-          <w:tcPr>
-            <w:tcW w:type="dxa" w:w="2400"/>
-            <w:tcBorders>
-              <w:top w:val="single" w:color="CCCCCC" w:sz="1"/>
-              <w:left w:val="single" w:color="CCCCCC" w:sz="1"/>
-              <w:bottom w:val="single" w:color="CCCCCC" w:sz="1"/>
-              <w:right w:val="single" w:color="CCCCCC" w:sz="1"/>
-            </w:tcBorders>
-            <w:shd w:fill="FFFFFF" w:val="clear"/>
-            <w:tcMar>
-              <w:top w:type="dxa" w:w="80"/>
-              <w:left w:type="dxa" w:w="120"/>
-              <w:bottom w:type="dxa" w:w="80"/>
-              <w:right w:type="dxa" w:w="120"/>
-            </w:tcMar>
-          </w:tcPr>
-          <w:p>
-            <w:r>
-              <w:rPr>
-                <w:rFonts w:ascii="Arial" w:cs="Arial" w:eastAsia="Arial" w:hAnsi="Arial"/>
-                <w:sz w:val="20"/>
-                <w:szCs w:val="20"/>
-              </w:rPr>
-              <w:t xml:space="preserve">The case study is heavy on system architecture (token tiers, atomic design, governance) but never shows an actual component. What does a POS button look like vs a web button vs a mobile button? The reader understands the system intellectually but can't see the craft. For a designer portfolio, this is a significant gap.</w:t>
-            </w:r>
-          </w:p>
-        </w:tc>
-        <w:tc>
-          <w:tcPr>
-            <w:tcW w:type="dxa" w:w="2960"/>
-            <w:tcBorders>
-              <w:top w:val="single" w:color="CCCCCC" w:sz="1"/>
-              <w:left w:val="single" w:color="CCCCCC" w:sz="1"/>
-              <w:bottom w:val="single" w:color="CCCCCC" w:sz="1"/>
-              <w:right w:val="single" w:color="CCCCCC" w:sz="1"/>
-            </w:tcBorders>
-            <w:shd w:fill="FFFFFF" w:val="clear"/>
-            <w:tcMar>
-              <w:top w:type="dxa" w:w="80"/>
-              <w:left w:type="dxa" w:w="120"/>
-              <w:bottom w:type="dxa" w:w="80"/>
-              <w:right w:type="dxa" w:w="120"/>
-            </w:tcMar>
-          </w:tcPr>
-          <w:p>
-            <w:r>
-              <w:rPr>
-                <w:rFonts w:ascii="Arial" w:cs="Arial" w:eastAsia="Arial" w:hAnsi="Arial"/>
-                <w:sz w:val="20"/>
-                <w:szCs w:val="20"/>
-              </w:rPr>
-              <w:t xml:space="preserve">Add 1-2 slides showing the same component (e.g., Button) across all 3 platforms. Show: POS (48px, dark surface, icon + text), Web (36px, light surface, text only), Mobile (44px, gesture-aware, haptic feedback indication). Annotate the token references for each variant. This proves the architecture works in practice, not just in theory.</w:t>
-            </w:r>
-          </w:p>
-        </w:tc>
-      </w:tr>
-      <w:tr>
-        <w:tc>
-          <w:tcPr>
-            <w:tcW w:type="dxa" w:w="1200"/>
-            <w:tcBorders>
-              <w:top w:val="single" w:color="CCCCCC" w:sz="1"/>
-              <w:left w:val="single" w:color="CCCCCC" w:sz="1"/>
-              <w:bottom w:val="single" w:color="CCCCCC" w:sz="1"/>
-              <w:right w:val="single" w:color="CCCCCC" w:sz="1"/>
-            </w:tcBorders>
-            <w:shd w:fill="F5F5F5" w:val="clear"/>
-            <w:tcMar>
-              <w:top w:type="dxa" w:w="80"/>
-              <w:left w:type="dxa" w:w="120"/>
-              <w:bottom w:type="dxa" w:w="80"/>
-              <w:right w:type="dxa" w:w="120"/>
-            </w:tcMar>
-          </w:tcPr>
-          <w:p>
-            <w:r>
-              <w:rPr>
-                <w:rFonts w:ascii="Arial" w:cs="Arial" w:eastAsia="Arial" w:hAnsi="Arial"/>
-                <w:b/>
-                <w:bCs/>
-                <w:color w:val="27AE60"/>
-                <w:sz w:val="20"/>
-                <w:szCs w:val="20"/>
-              </w:rPr>
-              <w:t xml:space="preserve">LOW</w:t>
-            </w:r>
-          </w:p>
-        </w:tc>
-        <w:tc>
-          <w:tcPr>
-            <w:tcW w:type="dxa" w:w="2800"/>
-            <w:tcBorders>
-              <w:top w:val="single" w:color="CCCCCC" w:sz="1"/>
-              <w:left w:val="single" w:color="CCCCCC" w:sz="1"/>
-              <w:bottom w:val="single" w:color="CCCCCC" w:sz="1"/>
-              <w:right w:val="single" w:color="CCCCCC" w:sz="1"/>
-            </w:tcBorders>
-            <w:shd w:fill="F5F5F5" w:val="clear"/>
-            <w:tcMar>
-              <w:top w:type="dxa" w:w="80"/>
-              <w:left w:type="dxa" w:w="120"/>
-              <w:bottom w:type="dxa" w:w="80"/>
-              <w:right w:type="dxa" w:w="120"/>
-            </w:tcMar>
-          </w:tcPr>
-          <w:p>
-            <w:r>
-              <w:rPr>
-                <w:rFonts w:ascii="Arial" w:cs="Arial" w:eastAsia="Arial" w:hAnsi="Arial"/>
-                <w:sz w:val="20"/>
-                <w:szCs w:val="20"/>
-              </w:rPr>
-              <w:t xml:space="preserve">Motion tokens mentioned as a gap but no plan shown</w:t>
-            </w:r>
-          </w:p>
-        </w:tc>
-        <w:tc>
-          <w:tcPr>
-            <w:tcW w:type="dxa" w:w="2400"/>
-            <w:tcBorders>
-              <w:top w:val="single" w:color="CCCCCC" w:sz="1"/>
-              <w:left w:val="single" w:color="CCCCCC" w:sz="1"/>
-              <w:bottom w:val="single" w:color="CCCCCC" w:sz="1"/>
-              <w:right w:val="single" w:color="CCCCCC" w:sz="1"/>
-            </w:tcBorders>
-            <w:shd w:fill="F5F5F5" w:val="clear"/>
-            <w:tcMar>
-              <w:top w:type="dxa" w:w="80"/>
-              <w:left w:type="dxa" w:w="120"/>
-              <w:bottom w:type="dxa" w:w="80"/>
-              <w:right w:type="dxa" w:w="120"/>
-            </w:tcMar>
-          </w:tcPr>
-          <w:p>
-            <w:r>
-              <w:rPr>
-                <w:rFonts w:ascii="Arial" w:cs="Arial" w:eastAsia="Arial" w:hAnsi="Arial"/>
-                <w:sz w:val="20"/>
-                <w:szCs w:val="20"/>
-              </w:rPr>
-              <w:t xml:space="preserve">The reflection mentions 'motion tokens from day one' as a lesson, but there's no indication of how this would be implemented. For a candidate applying to a role where design systems include motion, this gap matters. It's honest to admit the gap, but stronger to show you've thought about the solution.</w:t>
-            </w:r>
-          </w:p>
-        </w:tc>
-        <w:tc>
-          <w:tcPr>
-            <w:tcW w:type="dxa" w:w="2960"/>
-            <w:tcBorders>
-              <w:top w:val="single" w:color="CCCCCC" w:sz="1"/>
-              <w:left w:val="single" w:color="CCCCCC" w:sz="1"/>
-              <w:bottom w:val="single" w:color="CCCCCC" w:sz="1"/>
-              <w:right w:val="single" w:color="CCCCCC" w:sz="1"/>
-            </w:tcBorders>
-            <w:shd w:fill="F5F5F5" w:val="clear"/>
-            <w:tcMar>
-              <w:top w:type="dxa" w:w="80"/>
-              <w:left w:type="dxa" w:w="120"/>
-              <w:bottom w:type="dxa" w:w="80"/>
-              <w:right w:type="dxa" w:w="120"/>
-            </w:tcMar>
-          </w:tcPr>
-          <w:p>
-            <w:r>
-              <w:rPr>
-                <w:rFonts w:ascii="Arial" w:cs="Arial" w:eastAsia="Arial" w:hAnsi="Arial"/>
-                <w:sz w:val="20"/>
-                <w:szCs w:val="20"/>
-              </w:rPr>
-              <w:t xml:space="preserve">Add one line: 'V2 roadmap includes motion tokens: transition duration (100ms/200ms/300ms tiers), easing curves (ease-out for entry, ease-in for exit), and platform-specific animation libraries.' This turns a reflection into a forward-looking signal.</w:t>
+              <w:t xml:space="preserve">undefined</w:t>
             </w:r>
           </w:p>
         </w:tc>
@@ -3631,7 +3727,7 @@
           <w:sz w:val="24"/>
           <w:szCs w:val="24"/>
         </w:rPr>
-        <w:t xml:space="preserve">1. [HIGH] Zero user research — entirely technical/audit-based</w:t>
+        <w:t xml:space="preserve">1. [MEDIUM] Adoption metrics don't explain the measurement methodology</w:t>
       </w:r>
     </w:p>
     <w:p>
@@ -3655,7 +3751,7 @@
           <w:sz w:val="20"/>
           <w:szCs w:val="20"/>
         </w:rPr>
-        <w:t xml:space="preserve">This is the only case study in the portfolio with no user research at all. For a design system, the 'users' are the designers and developers who use it. How do they feel about the system? What's their experience finding components? Are the token names intuitive? A design system with no research on its own users has a significant credibility gap — especially from a candidate who emphasizes research in every other case study.</w:t>
+        <w:t xml:space="preserve">We know 90% of POS and 70% of Web components are adopted, but how is 'adoption' measured? Is it (a) components included in production code? (b) designer's self-reported usage? (c) compile-time token resolution? Different measurement methods yield different credibility. For example, 'all components present in built app but team might override tokens' is different from 'developers actively using components from design system.'</w:t>
       </w:r>
     </w:p>
     <w:p>
@@ -3679,7 +3775,7 @@
           <w:sz w:val="20"/>
           <w:szCs w:val="20"/>
         </w:rPr>
-        <w:t xml:space="preserve">Add a post-launch research section: 'Interviewed 4 designers and 3 developers after 3 months of adoption. Key findings: (1) Token naming was immediately intuitive — 0 questions about what semantic tokens meant. (2) POS team requested additional density variants within 2 weeks. (3) Mobile team initially resisted the two-level model until they saw how foundation updates propagated automatically.' This takes the case study from architecture documentation to user-centered system design.</w:t>
+        <w:t xml:space="preserve">Slide 10 should clarify: 'Adoption measured as: Percentage of components used in production releases (built binaries for POS app, compiled web bundles). Non-adoption = custom components built locally instead of system component. Tracking based on artifact analysis (POS binary scans for component usage) and Web bundle analysis (token imports).' This transparency makes the metric verifiable.</w:t>
       </w:r>
     </w:p>
     <w:p>
@@ -3695,7 +3791,7 @@
           <w:sz w:val="24"/>
           <w:szCs w:val="24"/>
         </w:rPr>
-        <w:t xml:space="preserve">2. [HIGH] Metrics are ranges (70-90%) rather than specific numbers</w:t>
+        <w:t xml:space="preserve">2. [MEDIUM] Before/After metrics exist but quantification not shown</w:t>
       </w:r>
     </w:p>
     <w:p>
@@ -3719,7 +3815,7 @@
           <w:sz w:val="20"/>
           <w:szCs w:val="20"/>
         </w:rPr>
-        <w:t xml:space="preserve">Every other case study has specific numbers (427%, 104%, 4.2x, 40 to 15min). Here, '70-90% faster handover' and '50-80% fewer tickets' feel estimated rather than measured. A hiring manager will ask: 'Is it 70% or 90%? Why the range?' If you measured it, give the number. If you estimated it, say so.</w:t>
+        <w:t xml:space="preserve">Slide 11 shows before/after comparison but specifics are vague. Example: did adoption take 3 months or 12 months to achieve 90%? What was the baseline before adoption effort (0%?)? How did velocity change?</w:t>
       </w:r>
     </w:p>
     <w:p>
@@ -3743,7 +3839,6 @@
           <w:sz w:val="20"/>
           <w:szCs w:val="20"/>
         </w:rPr>
-        <w:t xml:space="preserve">Either (a) provide exact measurements: 'Handover time measured across 12 feature releases: average dropped from 4.2 days to 0.8 days (81% reduction).' Or (b) be explicit about estimation: 'Based on 3 tracked releases before and after adoption. Range reflects variation across POS (90% faster — simpler components) and Web (70% faster — more complex table components).' The range is fine if explained.</w:t>
       </w:r>
     </w:p>
     <w:p>
@@ -3759,7 +3854,7 @@
           <w:sz w:val="24"/>
           <w:szCs w:val="24"/>
         </w:rPr>
-        <w:t xml:space="preserve">3. [MEDIUM] No developer adoption metrics or feedback</w:t>
+        <w:t xml:space="preserve">3. [LOW] No discussion of what caused 20% difference in adoption (POS 90% vs Web 70%)</w:t>
       </w:r>
     </w:p>
     <w:p>
@@ -3783,7 +3878,7 @@
           <w:sz w:val="20"/>
           <w:szCs w:val="20"/>
         </w:rPr>
-        <w:t xml:space="preserve">The design system's ultimate success depends on developer adoption. Are developers actually using the tokens? Are they overriding the system? The case study shows the architecture and governance but not whether the people who consume the system are happy with it. This is like showing a product launch without user feedback.</w:t>
+        <w:t xml:space="preserve">The case study explains that Web has more complex components (tables) so lower adoption makes sense. But it doesn't quantify: How many components in POS vs Web? How many are truly used? This context would strengthen the credibility of the percentages.</w:t>
       </w:r>
     </w:p>
     <w:p>
@@ -3807,140 +3902,9 @@
           <w:sz w:val="20"/>
           <w:szCs w:val="20"/>
         </w:rPr>
-        <w:t xml:space="preserve">Add developer adoption data: 'Token override rate: 3% (indicating 97% adoption of system values). Developer satisfaction survey (N=8): 4.2/5.0 average. Most requested improvement: better documentation for mobile-specific tokens.' Even rough numbers show the system was adopted, not just shipped.</w:t>
-      </w:r>
-    </w:p>
-    <w:p>
-      <w:pPr>
-        <w:spacing w:after="120" w:before="200"/>
-      </w:pPr>
-      <w:r>
-        <w:rPr>
-          <w:rFonts w:ascii="Arial" w:cs="Arial" w:eastAsia="Arial" w:hAnsi="Arial"/>
-          <w:b/>
-          <w:bCs/>
-          <w:color w:val="0F2440"/>
-          <w:sz w:val="24"/>
-          <w:szCs w:val="24"/>
-        </w:rPr>
-        <w:t xml:space="preserve">4. [MEDIUM] No component examples shown — only architecture diagrams</w:t>
-      </w:r>
-    </w:p>
-    <w:p>
-      <w:pPr>
-        <w:spacing w:after="80"/>
-      </w:pPr>
-      <w:r>
-        <w:rPr>
-          <w:rFonts w:ascii="Arial" w:cs="Arial" w:eastAsia="Arial" w:hAnsi="Arial"/>
-          <w:b/>
-          <w:bCs/>
-          <w:color w:val="C0392B"/>
-          <w:sz w:val="20"/>
-          <w:szCs w:val="20"/>
-        </w:rPr>
-        <w:t xml:space="preserve">Why It Hurts: </w:t>
-      </w:r>
-      <w:r>
-        <w:rPr>
-          <w:rFonts w:ascii="Arial" w:cs="Arial" w:eastAsia="Arial" w:hAnsi="Arial"/>
-          <w:sz w:val="20"/>
-          <w:szCs w:val="20"/>
-        </w:rPr>
-        <w:t xml:space="preserve">The case study is heavy on system architecture (token tiers, atomic design, governance) but never shows an actual component. What does a POS button look like vs a web button vs a mobile button? The reader understands the system intellectually but can't see the craft. For a designer portfolio, this is a significant gap.</w:t>
-      </w:r>
-    </w:p>
-    <w:p>
-      <w:pPr>
-        <w:spacing w:after="160"/>
-      </w:pPr>
-      <w:r>
-        <w:rPr>
-          <w:rFonts w:ascii="Arial" w:cs="Arial" w:eastAsia="Arial" w:hAnsi="Arial"/>
-          <w:b/>
-          <w:bCs/>
-          <w:color w:val="27AE60"/>
-          <w:sz w:val="20"/>
-          <w:szCs w:val="20"/>
-        </w:rPr>
-        <w:t xml:space="preserve">Suggested Fix: </w:t>
-      </w:r>
-      <w:r>
-        <w:rPr>
-          <w:rFonts w:ascii="Arial" w:cs="Arial" w:eastAsia="Arial" w:hAnsi="Arial"/>
-          <w:sz w:val="20"/>
-          <w:szCs w:val="20"/>
-        </w:rPr>
-        <w:t xml:space="preserve">Add 1-2 slides showing the same component (e.g., Button) across all 3 platforms. Show: POS (48px, dark surface, icon + text), Web (36px, light surface, text only), Mobile (44px, gesture-aware, haptic feedback indication). Annotate the token references for each variant. This proves the architecture works in practice, not just in theory.</w:t>
-      </w:r>
-    </w:p>
-    <w:p>
-      <w:pPr>
-        <w:spacing w:after="120" w:before="200"/>
-      </w:pPr>
-      <w:r>
-        <w:rPr>
-          <w:rFonts w:ascii="Arial" w:cs="Arial" w:eastAsia="Arial" w:hAnsi="Arial"/>
-          <w:b/>
-          <w:bCs/>
-          <w:color w:val="0F2440"/>
-          <w:sz w:val="24"/>
-          <w:szCs w:val="24"/>
-        </w:rPr>
-        <w:t xml:space="preserve">5. [LOW] Motion tokens mentioned as a gap but no plan shown</w:t>
-      </w:r>
-    </w:p>
-    <w:p>
-      <w:pPr>
-        <w:spacing w:after="80"/>
-      </w:pPr>
-      <w:r>
-        <w:rPr>
-          <w:rFonts w:ascii="Arial" w:cs="Arial" w:eastAsia="Arial" w:hAnsi="Arial"/>
-          <w:b/>
-          <w:bCs/>
-          <w:color w:val="C0392B"/>
-          <w:sz w:val="20"/>
-          <w:szCs w:val="20"/>
-        </w:rPr>
-        <w:t xml:space="preserve">Why It Hurts: </w:t>
-      </w:r>
-      <w:r>
-        <w:rPr>
-          <w:rFonts w:ascii="Arial" w:cs="Arial" w:eastAsia="Arial" w:hAnsi="Arial"/>
-          <w:sz w:val="20"/>
-          <w:szCs w:val="20"/>
-        </w:rPr>
-        <w:t xml:space="preserve">The reflection mentions 'motion tokens from day one' as a lesson, but there's no indication of how this would be implemented. For a candidate applying to a role where design systems include motion, this gap matters. It's honest to admit the gap, but stronger to show you've thought about the solution.</w:t>
-      </w:r>
-    </w:p>
-    <w:p>
-      <w:pPr>
-        <w:spacing w:after="160"/>
-      </w:pPr>
-      <w:r>
-        <w:rPr>
-          <w:rFonts w:ascii="Arial" w:cs="Arial" w:eastAsia="Arial" w:hAnsi="Arial"/>
-          <w:b/>
-          <w:bCs/>
-          <w:color w:val="27AE60"/>
-          <w:sz w:val="20"/>
-          <w:szCs w:val="20"/>
-        </w:rPr>
-        <w:t xml:space="preserve">Suggested Fix: </w:t>
-      </w:r>
-      <w:r>
-        <w:rPr>
-          <w:rFonts w:ascii="Arial" w:cs="Arial" w:eastAsia="Arial" w:hAnsi="Arial"/>
-          <w:sz w:val="20"/>
-          <w:szCs w:val="20"/>
-        </w:rPr>
-        <w:t xml:space="preserve">Add one line: 'V2 roadmap includes motion tokens: transition duration (100ms/200ms/300ms tiers), easing curves (ease-out for entry, ease-in for exit), and platform-specific animation libraries.' This turns a reflection into a forward-looking signal.</w:t>
       </w:r>
     </w:p>
     <w:sectPr>
-      <w:headerReference w:type="default" r:id="rId7"/>
-      <w:footerReference w:type="default" r:id="rId8"/>
       <w:pgSz w:w="12240" w:h="15840" w:orient="portrait"/>
       <w:pgMar w:top="1440" w:right="1440" w:bottom="1440" w:left="1440" w:header="708" w:footer="708" w:gutter="0"/>
       <w:pgNumType/>
@@ -3991,35 +3955,6 @@
 </w:endnotes>
 </file>
 
-<file path=word/footer1.xml><?xml version="1.0" encoding="utf-8"?>
-<w:ftr xmlns:wpc="http://schemas.microsoft.com/office/word/2010/wordprocessingCanvas" xmlns:mc="http://schemas.openxmlformats.org/markup-compatibility/2006" xmlns:o="urn:schemas-microsoft-com:office:office" xmlns:r="http://schemas.openxmlformats.org/officeDocument/2006/relationships" xmlns:m="http://schemas.openxmlformats.org/officeDocument/2006/math" xmlns:v="urn:schemas-microsoft-com:vml" xmlns:wp14="http://schemas.microsoft.com/office/word/2010/wordprocessingDrawing" xmlns:wp="http://schemas.openxmlformats.org/drawingml/2006/wordprocessingDrawing" xmlns:w10="urn:schemas-microsoft-com:office:word" xmlns:w="http://schemas.openxmlformats.org/wordprocessingml/2006/main" xmlns:w14="http://schemas.microsoft.com/office/word/2010/wordml" xmlns:w15="http://schemas.microsoft.com/office/word/2012/wordml" xmlns:wpg="http://schemas.microsoft.com/office/word/2010/wordprocessingGroup" xmlns:wpi="http://schemas.microsoft.com/office/word/2010/wordprocessingInk" xmlns:wne="http://schemas.microsoft.com/office/word/2006/wordml" xmlns:wps="http://schemas.microsoft.com/office/word/2010/wordprocessingShape">
-  <w:p>
-    <w:pPr>
-      <w:jc w:val="center"/>
-    </w:pPr>
-    <w:r>
-      <w:rPr>
-        <w:rFonts w:ascii="Arial" w:cs="Arial" w:eastAsia="Arial" w:hAnsi="Arial"/>
-        <w:sz w:val="16"/>
-        <w:szCs w:val="16"/>
-      </w:rPr>
-      <w:t xml:space="preserve">Page </w:t>
-    </w:r>
-    <w:r>
-      <w:rPr>
-        <w:rFonts w:ascii="Arial" w:cs="Arial" w:eastAsia="Arial" w:hAnsi="Arial"/>
-        <w:sz w:val="16"/>
-        <w:szCs w:val="16"/>
-      </w:rPr>
-      <w:fldChar w:fldCharType="begin"/>
-      <w:instrText xml:space="preserve">PAGE</w:instrText>
-      <w:fldChar w:fldCharType="separate"/>
-      <w:fldChar w:fldCharType="end"/>
-    </w:r>
-  </w:p>
-</w:ftr>
-</file>
-
 <file path=word/footnotes.xml><?xml version="1.0" encoding="utf-8"?>
 <w:footnotes xmlns:wpc="http://schemas.microsoft.com/office/word/2010/wordprocessingCanvas" xmlns:mc="http://schemas.openxmlformats.org/markup-compatibility/2006" xmlns:o="urn:schemas-microsoft-com:office:office" xmlns:r="http://schemas.openxmlformats.org/officeDocument/2006/relationships" xmlns:m="http://schemas.openxmlformats.org/officeDocument/2006/math" xmlns:v="urn:schemas-microsoft-com:vml" xmlns:wp14="http://schemas.microsoft.com/office/word/2010/wordprocessingDrawing" xmlns:wp="http://schemas.openxmlformats.org/drawingml/2006/wordprocessingDrawing" xmlns:w10="urn:schemas-microsoft-com:office:word" xmlns:w="http://schemas.openxmlformats.org/wordprocessingml/2006/main" xmlns:w14="http://schemas.microsoft.com/office/word/2010/wordml" xmlns:w15="http://schemas.microsoft.com/office/word/2012/wordml" xmlns:wpg="http://schemas.microsoft.com/office/word/2010/wordprocessingGroup" xmlns:wpi="http://schemas.microsoft.com/office/word/2010/wordprocessingInk" xmlns:wne="http://schemas.microsoft.com/office/word/2006/wordml" xmlns:wps="http://schemas.microsoft.com/office/word/2010/wordprocessingShape" mc:Ignorable="w14 w15 wp14">
   <w:footnote w:type="separator" w:id="-1">
@@ -4055,22 +3990,6 @@
     </w:p>
   </w:footnote>
 </w:footnotes>
-</file>
-
-<file path=word/header1.xml><?xml version="1.0" encoding="utf-8"?>
-<w:hdr xmlns:wpc="http://schemas.microsoft.com/office/word/2010/wordprocessingCanvas" xmlns:mc="http://schemas.openxmlformats.org/markup-compatibility/2006" xmlns:o="urn:schemas-microsoft-com:office:office" xmlns:r="http://schemas.openxmlformats.org/officeDocument/2006/relationships" xmlns:m="http://schemas.openxmlformats.org/officeDocument/2006/math" xmlns:v="urn:schemas-microsoft-com:vml" xmlns:wp14="http://schemas.microsoft.com/office/word/2010/wordprocessingDrawing" xmlns:wp="http://schemas.openxmlformats.org/drawingml/2006/wordprocessingDrawing" xmlns:w10="urn:schemas-microsoft-com:office:word" xmlns:w="http://schemas.openxmlformats.org/wordprocessingml/2006/main" xmlns:w14="http://schemas.microsoft.com/office/word/2010/wordml" xmlns:w15="http://schemas.microsoft.com/office/word/2012/wordml" xmlns:wpg="http://schemas.microsoft.com/office/word/2010/wordprocessingGroup" xmlns:wpi="http://schemas.microsoft.com/office/word/2010/wordprocessingInk" xmlns:wne="http://schemas.microsoft.com/office/word/2006/wordml" xmlns:wps="http://schemas.microsoft.com/office/word/2010/wordprocessingShape" xmlns:cx="http://schemas.microsoft.com/office/drawing/2014/chartex" xmlns:cx1="http://schemas.microsoft.com/office/drawing/2015/9/8/chartex" xmlns:cx2="http://schemas.microsoft.com/office/drawing/2015/10/21/chartex" xmlns:cx3="http://schemas.microsoft.com/office/drawing/2016/5/9/chartex" xmlns:cx4="http://schemas.microsoft.com/office/drawing/2016/5/10/chartex" xmlns:cx5="http://schemas.microsoft.com/office/drawing/2016/5/11/chartex" xmlns:cx6="http://schemas.microsoft.com/office/drawing/2016/5/12/chartex" xmlns:cx7="http://schemas.microsoft.com/office/drawing/2016/5/13/chartex" xmlns:cx8="http://schemas.microsoft.com/office/drawing/2016/5/14/chartex" xmlns:w16cid="http://schemas.microsoft.com/office/word/2016/wordml/cid" xmlns:w16se="http://schemas.microsoft.com/office/word/2015/wordml/symex">
-  <w:p>
-    <w:r>
-      <w:rPr>
-        <w:rFonts w:ascii="Arial" w:cs="Arial" w:eastAsia="Arial" w:hAnsi="Arial"/>
-        <w:color w:val="333333"/>
-        <w:sz w:val="16"/>
-        <w:szCs w:val="16"/>
-      </w:rPr>
-      <w:t xml:space="preserve">Case Study Review: Building Multi-Level Design Systems for Scalable Product Growth</w:t>
-    </w:r>
-  </w:p>
-</w:hdr>
 </file>
 
 <file path=word/numbering.xml><?xml version="1.0" encoding="utf-8"?>
